--- a/O1_Runbook_AWS_p5e.docx
+++ b/O1_Runbook_AWS_p5e.docx
@@ -781,7 +781,7 @@
                 <w:sz w:val="16"/>
                 <w:szCs w:val="16"/>
               </w:rPr>
-              <w:t xml:space="preserve">  --tag-specifications 'ResourceType=instance,Tags=[{Key=Name,Value=hsbc-o1-aws},{Key=engagement,Value=hsbc-gpu-bench}]'</w:t>
+              <w:t xml:space="preserve">  --tag-specifications 'ResourceType=instance,Tags=[{Key=Name,Value=atc-o1-aws},{Key=engagement,Value=gpu-bench}]'</w:t>
             </w:r>
           </w:p>
         </w:tc>
